--- a/benchmark/outputs/gold/resume_021_A.docx
+++ b/benchmark/outputs/gold/resume_021_A.docx
@@ -22,7 +22,7 @@
       </w:pPr>
       <w:r>
         <w:rPr>
-          <w:rFonts w:ascii="Helvetica" w:hAnsi="Helvetica" w:eastAsia="Helvetica"/>
+          <w:rFonts w:ascii="Arial" w:hAnsi="Arial" w:eastAsia="Helvetica"/>
           <w:b/>
           <w:i w:val="0"/>
           <w:color w:val="1E1E23"/>
@@ -33,9 +33,19 @@
       <w:r>
         <w:br/>
       </w:r>
+    </w:p>
+    <w:p>
+      <w:pPr>
+        <w:autoSpaceDN w:val="0"/>
+        <w:autoSpaceDE w:val="0"/>
+        <w:widowControl/>
+        <w:spacing w:line="232" w:lineRule="exact" w:before="318" w:after="166"/>
+        <w:ind w:left="0" w:right="5040" w:firstLine="0"/>
+        <w:jc w:val="left"/>
+      </w:pPr>
       <w:r>
         <w:rPr>
-          <w:rFonts w:ascii="Helvetica" w:hAnsi="Helvetica" w:eastAsia="Helvetica"/>
+          <w:rFonts w:ascii="Arial" w:hAnsi="Arial" w:eastAsia="Helvetica"/>
           <w:b w:val="0"/>
           <w:i w:val="0"/>
           <w:color w:val="72727A"/>
@@ -79,7 +89,7 @@
             </w:pPr>
             <w:r>
               <w:rPr>
-                <w:rFonts w:ascii="Helvetica" w:hAnsi="Helvetica" w:eastAsia="Helvetica"/>
+                <w:rFonts w:ascii="Arial" w:hAnsi="Arial" w:eastAsia="Helvetica"/>
                 <w:b/>
                 <w:i w:val="0"/>
                 <w:color w:val="1E1E23"/>
@@ -102,7 +112,7 @@
       </w:pPr>
       <w:r>
         <w:rPr>
-          <w:rFonts w:ascii="Helvetica" w:hAnsi="Helvetica" w:eastAsia="Helvetica"/>
+          <w:rFonts w:ascii="Arial" w:hAnsi="Arial" w:eastAsia="Helvetica"/>
           <w:b w:val="0"/>
           <w:i w:val="0"/>
           <w:color w:val="1E1E23"/>
@@ -112,7 +122,7 @@
       </w:r>
       <w:r>
         <w:rPr>
-          <w:rFonts w:ascii="Helvetica" w:hAnsi="Helvetica" w:eastAsia="Helvetica"/>
+          <w:rFonts w:ascii="Arial" w:hAnsi="Arial" w:eastAsia="Helvetica"/>
           <w:b w:val="0"/>
           <w:i w:val="0"/>
           <w:color w:val="1E1E23"/>
@@ -157,7 +167,7 @@
             </w:pPr>
             <w:r>
               <w:rPr>
-                <w:rFonts w:ascii="Helvetica" w:hAnsi="Helvetica" w:eastAsia="Helvetica"/>
+                <w:rFonts w:ascii="Arial" w:hAnsi="Arial" w:eastAsia="Helvetica"/>
                 <w:b/>
                 <w:i w:val="0"/>
                 <w:color w:val="1E1E23"/>
@@ -204,7 +214,7 @@
             </w:pPr>
             <w:r>
               <w:rPr>
-                <w:rFonts w:ascii="Helvetica" w:hAnsi="Helvetica" w:eastAsia="Helvetica"/>
+                <w:rFonts w:ascii="Arial" w:hAnsi="Arial" w:eastAsia="Helvetica"/>
                 <w:b/>
                 <w:i w:val="0"/>
                 <w:color w:val="1E1E23"/>
@@ -234,7 +244,7 @@
             </w:pPr>
             <w:r>
               <w:rPr>
-                <w:rFonts w:ascii="Helvetica" w:hAnsi="Helvetica" w:eastAsia="Helvetica"/>
+                <w:rFonts w:ascii="Arial" w:hAnsi="Arial" w:eastAsia="Helvetica"/>
                 <w:b w:val="0"/>
                 <w:i/>
                 <w:color w:val="72727A"/>
@@ -261,7 +271,7 @@
       </w:pPr>
       <w:r>
         <w:rPr>
-          <w:rFonts w:ascii="Helvetica" w:hAnsi="Helvetica" w:eastAsia="Helvetica"/>
+          <w:rFonts w:ascii="Arial" w:hAnsi="Arial" w:eastAsia="Helvetica"/>
           <w:b w:val="0"/>
           <w:i w:val="0"/>
           <w:color w:val="1E1E23"/>
@@ -271,7 +281,7 @@
       </w:r>
       <w:r>
         <w:rPr>
-          <w:rFonts w:ascii="Helvetica" w:hAnsi="Helvetica" w:eastAsia="Helvetica"/>
+          <w:rFonts w:ascii="Arial" w:hAnsi="Arial" w:eastAsia="Helvetica"/>
           <w:b w:val="0"/>
           <w:i w:val="0"/>
           <w:color w:val="1E1E23"/>
@@ -294,7 +304,7 @@
       </w:pPr>
       <w:r>
         <w:rPr>
-          <w:rFonts w:ascii="Helvetica" w:hAnsi="Helvetica" w:eastAsia="Helvetica"/>
+          <w:rFonts w:ascii="Arial" w:hAnsi="Arial" w:eastAsia="Helvetica"/>
           <w:b/>
           <w:i w:val="0"/>
           <w:color w:val="1E1E23"/>
@@ -307,7 +317,7 @@
       </w:r>
       <w:r>
         <w:rPr>
-          <w:rFonts w:ascii="Helvetica" w:hAnsi="Helvetica" w:eastAsia="Helvetica"/>
+          <w:rFonts w:ascii="Arial" w:hAnsi="Arial" w:eastAsia="Helvetica"/>
           <w:b w:val="0"/>
           <w:i/>
           <w:color w:val="72727A"/>
@@ -331,7 +341,7 @@
       </w:pPr>
       <w:r>
         <w:rPr>
-          <w:rFonts w:ascii="Helvetica" w:hAnsi="Helvetica" w:eastAsia="Helvetica"/>
+          <w:rFonts w:ascii="Arial" w:hAnsi="Arial" w:eastAsia="Helvetica"/>
           <w:b w:val="0"/>
           <w:i w:val="0"/>
           <w:color w:val="1E1E23"/>
@@ -341,7 +351,7 @@
       </w:r>
       <w:r>
         <w:rPr>
-          <w:rFonts w:ascii="Helvetica" w:hAnsi="Helvetica" w:eastAsia="Helvetica"/>
+          <w:rFonts w:ascii="Arial" w:hAnsi="Arial" w:eastAsia="Helvetica"/>
           <w:b w:val="0"/>
           <w:i w:val="0"/>
           <w:color w:val="1E1E23"/>
@@ -351,7 +361,7 @@
       </w:r>
       <w:r>
         <w:rPr>
-          <w:rFonts w:ascii="Helvetica" w:hAnsi="Helvetica" w:eastAsia="Helvetica"/>
+          <w:rFonts w:ascii="Arial" w:hAnsi="Arial" w:eastAsia="Helvetica"/>
           <w:b w:val="0"/>
           <w:i w:val="0"/>
           <w:color w:val="1E1E23"/>
@@ -374,7 +384,7 @@
       </w:pPr>
       <w:r>
         <w:rPr>
-          <w:rFonts w:ascii="Helvetica" w:hAnsi="Helvetica" w:eastAsia="Helvetica"/>
+          <w:rFonts w:ascii="Arial" w:hAnsi="Arial" w:eastAsia="Helvetica"/>
           <w:b/>
           <w:i w:val="0"/>
           <w:color w:val="1E1E23"/>
@@ -387,7 +397,7 @@
       </w:r>
       <w:r>
         <w:rPr>
-          <w:rFonts w:ascii="Helvetica" w:hAnsi="Helvetica" w:eastAsia="Helvetica"/>
+          <w:rFonts w:ascii="Arial" w:hAnsi="Arial" w:eastAsia="Helvetica"/>
           <w:b w:val="0"/>
           <w:i/>
           <w:color w:val="72727A"/>
@@ -411,7 +421,7 @@
       </w:pPr>
       <w:r>
         <w:rPr>
-          <w:rFonts w:ascii="Helvetica" w:hAnsi="Helvetica" w:eastAsia="Helvetica"/>
+          <w:rFonts w:ascii="Arial" w:hAnsi="Arial" w:eastAsia="Helvetica"/>
           <w:b w:val="0"/>
           <w:i w:val="0"/>
           <w:color w:val="1E1E23"/>
@@ -421,7 +431,7 @@
       </w:r>
       <w:r>
         <w:rPr>
-          <w:rFonts w:ascii="Helvetica" w:hAnsi="Helvetica" w:eastAsia="Helvetica"/>
+          <w:rFonts w:ascii="Arial" w:hAnsi="Arial" w:eastAsia="Helvetica"/>
           <w:b w:val="0"/>
           <w:i w:val="0"/>
           <w:color w:val="1E1E23"/>
@@ -465,7 +475,7 @@
             </w:pPr>
             <w:r>
               <w:rPr>
-                <w:rFonts w:ascii="Helvetica" w:hAnsi="Helvetica" w:eastAsia="Helvetica"/>
+                <w:rFonts w:ascii="Arial" w:hAnsi="Arial" w:eastAsia="Helvetica"/>
                 <w:b/>
                 <w:i w:val="0"/>
                 <w:color w:val="1E1E23"/>
@@ -488,7 +498,7 @@
       </w:pPr>
       <w:r>
         <w:rPr>
-          <w:rFonts w:ascii="Helvetica" w:hAnsi="Helvetica" w:eastAsia="Helvetica"/>
+          <w:rFonts w:ascii="Arial" w:hAnsi="Arial" w:eastAsia="Helvetica"/>
           <w:b w:val="0"/>
           <w:i w:val="0"/>
           <w:color w:val="1E1E23"/>
